--- a/Resume_Manideep_Java,React.docx
+++ b/Resume_Manideep_Java,React.docx
@@ -92,7 +92,19 @@
         </w:rPr>
       </w:pPr>
       <w:r>
-        <w:t xml:space="preserve">Results-driven Senior Software Engineer with 9 years of experience architecting and delivering large-scale, distributed enterprise applications for Fortune 500 financial clients. Deep expertise in Java 21 (Virtual Threads, Records, Sealed Classes, Pattern Matching), Spring Boot 3, React 18, and AWS cloud services (Lambda, EKS, ECS, S3, CloudWatch, CDK). Proven track record in real-time Kafka event </w:t>
+        <w:t xml:space="preserve">Results-driven Senior Software Engineer with 9 years of experience </w:t>
+      </w:r>
+      <w:r>
+        <w:t xml:space="preserve">in developping </w:t>
+      </w:r>
+      <w:r>
+        <w:t>large-scale, distributed enterprise applications for Fortune 500 financial clients. Deep expertise in Java 21 (Virtual Threads, Records, Sealed Classes, Pattern Matching), Spring Boot 3, React 18, and AWS cloud services (L</w:t>
+      </w:r>
+      <w:r>
+        <w:t>ambda, EKS, ECS, S3, CloudWatch</w:t>
+      </w:r>
+      <w:r>
+        <w:t xml:space="preserve">). Proven track record in real-time Kafka event </w:t>
       </w:r>
       <w:r>
         <w:t xml:space="preserve">messaging </w:t>
@@ -184,6 +196,11 @@
       <w:r>
         <w:t>, Spring AI ,RAG</w:t>
       </w:r>
+      <w:r>
+        <w:t xml:space="preserve"> Retrival Augmentation Generation</w:t>
+      </w:r>
+      <w:bookmarkStart w:id="0" w:name="_GoBack"/>
+      <w:bookmarkEnd w:id="0"/>
     </w:p>
     <w:p>
       <w:pPr>
@@ -207,7 +224,13 @@
         <w:t xml:space="preserve"> like useState,useEffect</w:t>
       </w:r>
       <w:r>
-        <w:t>, Context API, Redux Toolkit, React Query, TypeScript, Vite, HTML5, CSS3</w:t>
+        <w:t xml:space="preserve">, </w:t>
+      </w:r>
+      <w:r>
+        <w:t xml:space="preserve">useSelector, </w:t>
+      </w:r>
+      <w:r>
+        <w:t>Context API, Redux Toolkit, React Query, TypeScript, Vite, HTML5, CSS3</w:t>
       </w:r>
     </w:p>
     <w:p>
@@ -327,9 +350,6 @@
     <w:p>
       <w:pPr>
         <w:spacing w:before="50" w:after="50"/>
-        <w:rPr>
-          <w:sz w:val="32"/>
-        </w:rPr>
       </w:pPr>
       <w:r>
         <w:rPr>
@@ -340,12 +360,34 @@
         <w:t xml:space="preserve">Security &amp; Code Quality: </w:t>
       </w:r>
       <w:r>
-        <w:t>Keycloak, Spring OAuth2, Checkmarx, Black Duck, SonarQube</w:t>
+        <w:t>Keycloak, Checkmarx, Black Duck, SonarQube</w:t>
       </w:r>
     </w:p>
     <w:p>
       <w:pPr>
         <w:spacing w:before="50" w:after="50"/>
+        <w:rPr>
+          <w:sz w:val="32"/>
+        </w:rPr>
+      </w:pPr>
+      <w:r>
+        <w:rPr>
+          <w:b/>
+          <w:bCs/>
+          <w:color w:val="1F5C99"/>
+        </w:rPr>
+        <w:t>Monitoring &amp; observability tools</w:t>
+      </w:r>
+      <w:r>
+        <w:t>: Prometheus, Grafana, Grafana Loki, open Telemetry</w:t>
+      </w:r>
+      <w:r>
+        <w:t>, Micrometer, Splunk, Sumo Logic</w:t>
+      </w:r>
+    </w:p>
+    <w:p>
+      <w:pPr>
+        <w:spacing w:before="50" w:after="50"/>
       </w:pPr>
       <w:r>
         <w:rPr>
@@ -356,7 +398,7 @@
         <w:t xml:space="preserve">Other Tools: </w:t>
       </w:r>
       <w:r>
-        <w:t>Swagger/OpenAPI 3, Splunk, Sumo Logic, IntelliJ IDEA, JIRA, Git, SoapUI</w:t>
+        <w:t>Swagger/OpenAPI 3, IntelliJ IDEA, JIRA, Git, SoapUI</w:t>
       </w:r>
       <w:r>
         <w:t>,Grafana</w:t>
@@ -439,7 +481,37 @@
         <w:rPr>
           <w:sz w:val="24"/>
         </w:rPr>
-        <w:t>Architected high-throughput microservices using Java 21 Virtual Threads and Spring Boot 3, cutting latency by 35% across real-time financial data pipelines for Wells Fargo and Ameriprise</w:t>
+        <w:t>Developed</w:t>
+      </w:r>
+      <w:r>
+        <w:rPr>
+          <w:sz w:val="24"/>
+        </w:rPr>
+        <w:t xml:space="preserve"> high-throughput microservices using Java 21 Vir</w:t>
+      </w:r>
+      <w:r>
+        <w:rPr>
+          <w:sz w:val="24"/>
+        </w:rPr>
+        <w:t xml:space="preserve">tual Threads and Spring Boot 3 for real time </w:t>
+      </w:r>
+      <w:r>
+        <w:rPr>
+          <w:sz w:val="24"/>
+        </w:rPr>
+        <w:t xml:space="preserve">financial data </w:t>
+      </w:r>
+      <w:r>
+        <w:rPr>
+          <w:sz w:val="24"/>
+        </w:rPr>
+        <w:t xml:space="preserve">apps </w:t>
+      </w:r>
+      <w:r>
+        <w:rPr>
+          <w:sz w:val="24"/>
+        </w:rPr>
+        <w:t>Wells Fargo and Ameriprise</w:t>
       </w:r>
     </w:p>
     <w:p>
@@ -460,8 +532,6 @@
         </w:rPr>
         <w:t xml:space="preserve">Developed </w:t>
       </w:r>
-      <w:bookmarkStart w:id="0" w:name="_GoBack"/>
-      <w:bookmarkEnd w:id="0"/>
       <w:r>
         <w:rPr>
           <w:sz w:val="24"/>
@@ -485,7 +555,25 @@
         <w:rPr>
           <w:sz w:val="24"/>
         </w:rPr>
-        <w:t>Deployed and managed containerized services on AWS EKS and ECS using Helm charts; reduced deployment time by 40% through Jenkins and Harness CI/CD pipelines</w:t>
+        <w:t xml:space="preserve">Worked on Aws SDK in java projects which will push the files to AWS s3 buckets and </w:t>
+      </w:r>
+      <w:r>
+        <w:rPr>
+          <w:sz w:val="24"/>
+        </w:rPr>
+        <w:t>Deployed and managed containerized services on AWS EKS an</w:t>
+      </w:r>
+      <w:r>
+        <w:rPr>
+          <w:sz w:val="24"/>
+        </w:rPr>
+        <w:t xml:space="preserve">d ECS using Helm charts and deployed apps </w:t>
+      </w:r>
+      <w:r>
+        <w:rPr>
+          <w:sz w:val="24"/>
+        </w:rPr>
+        <w:t>through Jenkins and Harness CI/CD pipelines</w:t>
       </w:r>
     </w:p>
     <w:p>
@@ -884,7 +972,19 @@
         <w:rPr>
           <w:sz w:val="24"/>
         </w:rPr>
-        <w:t>Leveraged Java 21 Virtual Threads (Project Loom) for non-blocking, high-throughput REST API consumption, replacing legacy thread-pool patterns</w:t>
+        <w:t xml:space="preserve">Leveraged Java 21 </w:t>
+      </w:r>
+      <w:r>
+        <w:rPr>
+          <w:sz w:val="24"/>
+        </w:rPr>
+        <w:t xml:space="preserve">Virtual Threads </w:t>
+      </w:r>
+      <w:r>
+        <w:rPr>
+          <w:sz w:val="24"/>
+        </w:rPr>
+        <w:t xml:space="preserve"> for non-blocking, high-throughput REST API consumption, replacing legacy thread-pool patterns</w:t>
       </w:r>
     </w:p>
     <w:p>
@@ -1132,44 +1232,6 @@
         <w:rPr>
           <w:sz w:val="24"/>
         </w:rPr>
-        <w:t>Implemented MongoDB aggregation pipelines for daily transaction threshold detection and FinCEN batch report generation</w:t>
-      </w:r>
-    </w:p>
-    <w:p>
-      <w:pPr>
-        <w:pStyle w:val="ListParagraph"/>
-        <w:numPr>
-          <w:ilvl w:val="0"/>
-          <w:numId w:val="2"/>
-        </w:numPr>
-        <w:spacing w:before="40" w:after="40"/>
-        <w:rPr>
-          <w:sz w:val="24"/>
-        </w:rPr>
-      </w:pPr>
-      <w:r>
-        <w:rPr>
-          <w:sz w:val="24"/>
-        </w:rPr>
-        <w:t>Authored Helm chart scripts and orchestrated Kubernetes deployments on OpenShift with rolling update strategies</w:t>
-      </w:r>
-    </w:p>
-    <w:p>
-      <w:pPr>
-        <w:pStyle w:val="ListParagraph"/>
-        <w:numPr>
-          <w:ilvl w:val="0"/>
-          <w:numId w:val="2"/>
-        </w:numPr>
-        <w:spacing w:before="40" w:after="40"/>
-        <w:rPr>
-          <w:sz w:val="24"/>
-        </w:rPr>
-      </w:pPr>
-      <w:r>
-        <w:rPr>
-          <w:sz w:val="24"/>
-        </w:rPr>
         <w:t>Wrote JUnit 5 parameterized tests covering all FinCEN business rules and edge cases across service and controller layers</w:t>
       </w:r>
     </w:p>
@@ -1285,45 +1347,51 @@
         <w:rPr>
           <w:sz w:val="24"/>
         </w:rPr>
+        <w:t>Designed Kafka batch consumer modules consuming Avro and JSON messages from 7 upstream topics using Venafi certificate authentication</w:t>
+      </w:r>
+    </w:p>
+    <w:p>
+      <w:pPr>
+        <w:pStyle w:val="ListParagraph"/>
+        <w:numPr>
+          <w:ilvl w:val="0"/>
+          <w:numId w:val="2"/>
+        </w:numPr>
+        <w:spacing w:before="40" w:after="40"/>
+        <w:rPr>
+          <w:sz w:val="24"/>
+        </w:rPr>
+      </w:pPr>
+      <w:r>
+        <w:rPr>
+          <w:sz w:val="24"/>
+        </w:rPr>
+        <w:t>I</w:t>
+      </w:r>
+      <w:r>
+        <w:rPr>
+          <w:sz w:val="24"/>
+        </w:rPr>
+        <w:t>mplementing Spring JDBC batch insertion for bulk MongoDB writes</w:t>
+      </w:r>
+    </w:p>
+    <w:p>
+      <w:pPr>
+        <w:pStyle w:val="ListParagraph"/>
+        <w:numPr>
+          <w:ilvl w:val="0"/>
+          <w:numId w:val="2"/>
+        </w:numPr>
+        <w:spacing w:before="40" w:after="40"/>
+        <w:rPr>
+          <w:sz w:val="24"/>
+        </w:rPr>
+      </w:pPr>
+      <w:r>
+        <w:rPr>
+          <w:sz w:val="24"/>
+        </w:rPr>
         <w:lastRenderedPageBreak/>
-        <w:t>Designed Kafka batch consumer modules consuming Avro and JSON messages from 7 upstream topics using Venafi certificate authentication</w:t>
-      </w:r>
-    </w:p>
-    <w:p>
-      <w:pPr>
-        <w:pStyle w:val="ListParagraph"/>
-        <w:numPr>
-          <w:ilvl w:val="0"/>
-          <w:numId w:val="2"/>
-        </w:numPr>
-        <w:spacing w:before="40" w:after="40"/>
-        <w:rPr>
-          <w:sz w:val="24"/>
-        </w:rPr>
-      </w:pPr>
-      <w:r>
-        <w:rPr>
-          <w:sz w:val="24"/>
-        </w:rPr>
-        <w:t>Achieved 60% reduction in database round-trips by implementing Spring JDBC batch insertion for bulk MongoDB writes</w:t>
-      </w:r>
-    </w:p>
-    <w:p>
-      <w:pPr>
-        <w:pStyle w:val="ListParagraph"/>
-        <w:numPr>
-          <w:ilvl w:val="0"/>
-          <w:numId w:val="2"/>
-        </w:numPr>
-        <w:spacing w:before="40" w:after="40"/>
-        <w:rPr>
-          <w:sz w:val="24"/>
-        </w:rPr>
-      </w:pPr>
-      <w:r>
-        <w:rPr>
-          <w:sz w:val="24"/>
-        </w:rPr>
         <w:t>Integrated Resilience4j Circuit Breaker and Retry for CCODS REST API calls with Venafi certificate whitelisting</w:t>
       </w:r>
     </w:p>
@@ -1687,25 +1755,6 @@
         <w:rPr>
           <w:sz w:val="24"/>
         </w:rPr>
-        <w:t>Applied reactive Java patterns for asynchronous trade processing, improving UI responsiveness under high market-data load</w:t>
-      </w:r>
-    </w:p>
-    <w:p>
-      <w:pPr>
-        <w:pStyle w:val="ListParagraph"/>
-        <w:numPr>
-          <w:ilvl w:val="0"/>
-          <w:numId w:val="2"/>
-        </w:numPr>
-        <w:spacing w:before="40" w:after="40"/>
-        <w:rPr>
-          <w:sz w:val="24"/>
-        </w:rPr>
-      </w:pPr>
-      <w:r>
-        <w:rPr>
-          <w:sz w:val="24"/>
-        </w:rPr>
         <w:t>Delivered multiple JIRA enhancements adhering to Wells Fargo coding standards and code review processes</w:t>
       </w:r>
     </w:p>
@@ -1840,7 +1889,6 @@
         <w:rPr>
           <w:sz w:val="24"/>
         </w:rPr>
-        <w:lastRenderedPageBreak/>
         <w:t>Performed database connectivity health checks as pre-processing guards before message handling</w:t>
       </w:r>
     </w:p>
@@ -1893,6 +1941,7 @@
           <w:b/>
           <w:bCs/>
         </w:rPr>
+        <w:lastRenderedPageBreak/>
         <w:t xml:space="preserve">Client: </w:t>
       </w:r>
       <w:r>
@@ -2340,7 +2389,7 @@
       <w:lvlText w:val="•"/>
       <w:lvlJc w:val="left"/>
       <w:pPr>
-        <w:ind w:left="480" w:hanging="240"/>
+        <w:ind w:left="510" w:hanging="240"/>
       </w:pPr>
     </w:lvl>
     <w:lvl w:ilvl="1" w:tplc="477EFA1C">
